--- a/pr-preview/pr-198/chapters/grammar.docx
+++ b/pr-preview/pr-198/chapters/grammar.docx
@@ -15,7 +15,7 @@
         <w:pStyle w:val="Date"/>
       </w:pPr>
       <w:r>
-        <w:t xml:space="preserve">Last modified: 2026-10-14 01:41:09 (PDT)</w:t>
+        <w:t xml:space="preserve">Last modified: 2026-10-14 01:48:37 (PDT)</w:t>
       </w:r>
     </w:p>
     <w:tbl>
@@ -2859,13 +2859,46 @@
         <w:t xml:space="preserve"> </w:t>
       </w:r>
       <w:r>
-        <w:t xml:space="preserve">before the noun it describes, which is then often replaced by a pronoun:</w:t>
+        <w:t xml:space="preserve">before the noun it describes, which then follows as the subject:</w:t>
       </w:r>
       <w:r>
         <w:t xml:space="preserve"> </w:t>
       </w:r>
       <w:r>
         <w:t xml:space="preserve">“A disease complex with a multifactorial etiology, BRD is a leading cause of mortality in calves.”</w:t>
+      </w:r>
+      <w:r>
+        <w:t xml:space="preserve"> </w:t>
+      </w:r>
+      <w:r>
+        <w:t xml:space="preserve">Often the subject becomes a pronoun, as in</w:t>
+      </w:r>
+      <w:r>
+        <w:t xml:space="preserve"> </w:t>
+      </w:r>
+      <w:r>
+        <w:t xml:space="preserve">“A disease complex with a multifactorial etiology, it is a leading cause of mortality in calves”</w:t>
+      </w:r>
+      <w:r>
+        <w:t xml:space="preserve">,</w:t>
+      </w:r>
+      <w:r>
+        <w:t xml:space="preserve"> </w:t>
+      </w:r>
+      <w:r>
+        <w:t xml:space="preserve">which needs an antecedent for</w:t>
+      </w:r>
+      <w:r>
+        <w:t xml:space="preserve"> </w:t>
+      </w:r>
+      <w:r>
+        <w:t xml:space="preserve">“it”</w:t>
+      </w:r>
+      <w:r>
+        <w:t xml:space="preserve"> </w:t>
+      </w:r>
+      <w:r>
+        <w:t xml:space="preserve">in the sentence before.</w:t>
       </w:r>
     </w:p>
     <w:p>

--- a/pr-preview/pr-198/chapters/grammar.docx
+++ b/pr-preview/pr-198/chapters/grammar.docx
@@ -15,7 +15,7 @@
         <w:pStyle w:val="Date"/>
       </w:pPr>
       <w:r>
-        <w:t xml:space="preserve">Last modified: 2026-10-14 01:48:37 (PDT)</w:t>
+        <w:t xml:space="preserve">Last modified: 2026-10-16 10:24:20 (PDT)</w:t>
       </w:r>
     </w:p>
     <w:tbl>
